--- a/LaTeXBookCode/PublicationProposal/PolicyPress_BristolUP/Booth_Teas_BristolUP_proposal_FILLED.docx
+++ b/LaTeXBookCode/PublicationProposal/PolicyPress_BristolUP/Booth_Teas_BristolUP_proposal_FILLED.docx
@@ -2,166 +2,55 @@
 <file path=word/document.xml><?xml version="1.0" encoding="utf-8"?>
 <w:document xmlns:w="http://schemas.openxmlformats.org/wordprocessingml/2006/main" xmlns:m="http://schemas.openxmlformats.org/officeDocument/2006/math" xmlns:r="http://schemas.openxmlformats.org/officeDocument/2006/relationships" xmlns:o="urn:schemas-microsoft-com:office:office" xmlns:v="urn:schemas-microsoft-com:vml" xmlns:w10="urn:schemas-microsoft-com:office:word" xmlns:a="http://schemas.openxmlformats.org/drawingml/2006/main" xmlns:pic="http://schemas.openxmlformats.org/drawingml/2006/picture" xmlns:wp="http://schemas.openxmlformats.org/drawingml/2006/wordprocessingDrawing">
   <w:body>
-    <w:p>
-      <w:pPr>
-        <w:pStyle w:val="Title"/>
-      </w:pPr>
-      <w:r>
-        <w:t xml:space="preserve">Book</w:t>
-      </w:r>
-      <w:r>
-        <w:t xml:space="preserve"> </w:t>
-      </w:r>
-      <w:r>
-        <w:t xml:space="preserve">Proposal:</w:t>
-      </w:r>
-      <w:r>
-        <w:t xml:space="preserve"> </w:t>
-      </w:r>
-      <w:r>
-        <w:t xml:space="preserve">Applied</w:t>
-      </w:r>
-      <w:r>
-        <w:t xml:space="preserve"> </w:t>
-      </w:r>
-      <w:r>
-        <w:t xml:space="preserve">Program</w:t>
-      </w:r>
-      <w:r>
-        <w:t xml:space="preserve"> </w:t>
-      </w:r>
-      <w:r>
-        <w:t xml:space="preserve">Evaluation</w:t>
-      </w:r>
-      <w:r>
-        <w:t xml:space="preserve"> </w:t>
-      </w:r>
-      <w:r>
-        <w:t xml:space="preserve">Using</w:t>
-      </w:r>
-      <w:r>
-        <w:t xml:space="preserve"> </w:t>
-      </w:r>
-      <w:r>
-        <w:t xml:space="preserve">Stata</w:t>
-      </w:r>
-    </w:p>
-    <w:p>
-      <w:pPr>
-        <w:pStyle w:val="Author"/>
-      </w:pPr>
-      <w:r>
-        <w:t xml:space="preserve">Eric</w:t>
-      </w:r>
-      <w:r>
-        <w:t xml:space="preserve"> </w:t>
-      </w:r>
-      <w:r>
-        <w:t xml:space="preserve">A.</w:t>
-      </w:r>
-      <w:r>
-        <w:t xml:space="preserve"> </w:t>
-      </w:r>
-      <w:r>
-        <w:t xml:space="preserve">Booth</w:t>
-      </w:r>
-      <w:r>
-        <w:t xml:space="preserve"> </w:t>
-      </w:r>
-      <w:r>
-        <w:t xml:space="preserve">and</w:t>
-      </w:r>
-      <w:r>
-        <w:t xml:space="preserve"> </w:t>
-      </w:r>
-      <w:r>
-        <w:t xml:space="preserve">Elizabeth</w:t>
-      </w:r>
-      <w:r>
-        <w:t xml:space="preserve"> </w:t>
-      </w:r>
-      <w:r>
-        <w:t xml:space="preserve">Teas</w:t>
-      </w:r>
-    </w:p>
-    <w:p>
-      <w:pPr>
-        <w:pStyle w:val="Date"/>
-      </w:pPr>
-      <w:r>
-        <w:t xml:space="preserve">Submitted</w:t>
-      </w:r>
-      <w:r>
-        <w:t xml:space="preserve"> </w:t>
-      </w:r>
-      <w:r>
-        <w:t xml:space="preserve">to</w:t>
-      </w:r>
-      <w:r>
-        <w:t xml:space="preserve"> </w:t>
-      </w:r>
-      <w:r>
-        <w:t xml:space="preserve">Bristol</w:t>
-      </w:r>
-      <w:r>
-        <w:t xml:space="preserve"> </w:t>
-      </w:r>
-      <w:r>
-        <w:t xml:space="preserve">University</w:t>
-      </w:r>
-      <w:r>
-        <w:t xml:space="preserve"> </w:t>
-      </w:r>
-      <w:r>
-        <w:t xml:space="preserve">Press</w:t>
-      </w:r>
-      <w:r>
-        <w:t xml:space="preserve"> </w:t>
-      </w:r>
-      <w:r>
-        <w:t xml:space="preserve">/</w:t>
-      </w:r>
-      <w:r>
-        <w:t xml:space="preserve"> </w:t>
-      </w:r>
-      <w:r>
-        <w:t xml:space="preserve">Policy</w:t>
-      </w:r>
-      <w:r>
-        <w:t xml:space="preserve"> </w:t>
-      </w:r>
-      <w:r>
-        <w:t xml:space="preserve">Press</w:t>
-      </w:r>
-      <w:r>
-        <w:t xml:space="preserve"> </w:t>
-      </w:r>
-      <w:r>
-        <w:t xml:space="preserve">·</w:t>
-      </w:r>
-      <w:r>
-        <w:t xml:space="preserve"> </w:t>
-      </w:r>
-      <w:r>
-        <w:t xml:space="preserve">Format</w:t>
-      </w:r>
-      <w:r>
-        <w:t xml:space="preserve"> </w:t>
-      </w:r>
-      <w:r>
-        <w:t xml:space="preserve">category:</w:t>
-      </w:r>
-      <w:r>
-        <w:t xml:space="preserve"> </w:t>
-      </w:r>
-      <w:r>
-        <w:t xml:space="preserve">Learning</w:t>
-      </w:r>
-      <w:r>
-        <w:t xml:space="preserve"> </w:t>
-      </w:r>
-      <w:r>
-        <w:t xml:space="preserve">Resources</w:t>
+    <w:bookmarkStart w:id="51" w:name="X28ebadcfab307f125796038aeea466d57c81327"/>
+    <w:p>
+      <w:pPr>
+        <w:pStyle w:val="Heading1"/>
+      </w:pPr>
+      <w:r>
+        <w:t xml:space="preserve">Book Proposal — Bristol University Press / Policy Press</w:t>
+      </w:r>
+    </w:p>
+    <w:p>
+      <w:pPr>
+        <w:pStyle w:val="FirstParagraph"/>
+      </w:pPr>
+      <w:r>
+        <w:rPr>
+          <w:iCs/>
+          <w:i/>
+        </w:rPr>
+        <w:t xml:space="preserve">Prepared to the headings and order of the BUP Proposal Guidelines. Format category:</w:t>
+      </w:r>
+      <w:r>
+        <w:rPr>
+          <w:iCs/>
+          <w:i/>
+        </w:rPr>
+        <w:t xml:space="preserve"> </w:t>
+      </w:r>
+      <w:r>
+        <w:rPr>
+          <w:bCs/>
+          <w:b/>
+          <w:iCs/>
+          <w:i/>
+        </w:rPr>
+        <w:t xml:space="preserve">Learning Resources</w:t>
+      </w:r>
+      <w:r>
+        <w:rPr>
+          <w:iCs/>
+          <w:i/>
+        </w:rPr>
+        <w:t xml:space="preserve">.</w:t>
+      </w:r>
+    </w:p>
+    <w:p>
+      <w:r>
+        <w:pict>
+          <v:rect style="width:0;height:1.5pt" o:hralign="center" o:hrstd="t" o:hr="t"/>
+        </w:pict>
       </w:r>
     </w:p>
     <w:bookmarkStart w:id="20" w:name="title-information"/>
@@ -368,6 +257,38 @@
         <w:pStyle w:val="BodyText"/>
       </w:pPr>
       <w:r>
+        <w:t xml:space="preserve">That connection is the book’s spine, and the text names it: the workflow ecosystem. J. Scott Long’s</w:t>
+      </w:r>
+      <w:r>
+        <w:t xml:space="preserve"> </w:t>
+      </w:r>
+      <w:r>
+        <w:rPr>
+          <w:iCs/>
+          <w:i/>
+        </w:rPr>
+        <w:t xml:space="preserve">The Workflow of Data Analysis Using Stata</w:t>
+      </w:r>
+      <w:r>
+        <w:t xml:space="preserve"> </w:t>
+      </w:r>
+      <w:r>
+        <w:t xml:space="preserve">set the standard for project discipline inside one analyst’s session, and we build on it explicitly. This book extends that discipline into the parts of a project Long could take as given and an evaluation shop cannot: metadata that has to survive years of merges, column names that drift between vintages, extracts that arrive with undocumented surprises, and a reviewer who has to correct the record without touching the data. Chapters 1 and 2 both signal the route forward, so the book reads as one argument rather than fifteen separate how-tos. Chapter 6 runs the route end to end on one worked example, and Appendix E runs it again at greater length on a single public dataset. Five Stata packages we wrote implement the route, and all five are free and public.</w:t>
+      </w:r>
+    </w:p>
+    <w:p>
+      <w:pPr>
+        <w:pStyle w:val="BodyText"/>
+      </w:pPr>
+      <w:r>
+        <w:t xml:space="preserve">For a Learning Resource, that spine is the practical payoff. It gives a course one worked project to teach from, with each technique arriving at the point the project needs it, instead of fifteen disconnected techniques a student has to assemble alone. An instructor can teach the short version in a week from Chapter 6, or carry the long version across a term from Appendix E.</w:t>
+      </w:r>
+    </w:p>
+    <w:p>
+      <w:pPr>
+        <w:pStyle w:val="BodyText"/>
+      </w:pPr>
+      <w:r>
         <w:t xml:space="preserve">The themes developed throughout are four principles the book measures every deliverable against, introduced in Chapter 1 and returned to explicitly in each chapter: work should be</w:t>
       </w:r>
       <w:r>
@@ -544,13 +465,13 @@
           <w:bCs/>
           <w:b/>
         </w:rPr>
-        <w:t xml:space="preserve">Runnable throughout.</w:t>
-      </w:r>
-      <w:r>
-        <w:t xml:space="preserve"> </w:t>
-      </w:r>
-      <w:r>
-        <w:t xml:space="preserve">Companion do-files reproduce every result in the book; roughly two dozen Stata commands written and released by the authors are taught in place, most already distributed through the field’s standard archive.</w:t>
+        <w:t xml:space="preserve">One argument, taught as one project.</w:t>
+      </w:r>
+      <w:r>
+        <w:t xml:space="preserve"> </w:t>
+      </w:r>
+      <w:r>
+        <w:t xml:space="preserve">The book extends Scott Long’s workflow discipline into metadata that has to survive years of merges, column names that drift between vintages, and corrections a reviewer makes to the record rather than to the data. Chapter 6 and Appendix E run that route end to end, so a course has a single worked spine to teach from.</w:t>
       </w:r>
     </w:p>
     <w:p>
@@ -566,13 +487,13 @@
           <w:bCs/>
           <w:b/>
         </w:rPr>
-        <w:t xml:space="preserve">Covers the first mile and the last mile.</w:t>
-      </w:r>
-      <w:r>
-        <w:t xml:space="preserve"> </w:t>
-      </w:r>
-      <w:r>
-        <w:t xml:space="preserve">Data acquisition and delivery get eight of the fifteen chapters, ground that competing texts skip entirely.</w:t>
+        <w:t xml:space="preserve">Runnable throughout.</w:t>
+      </w:r>
+      <w:r>
+        <w:t xml:space="preserve"> </w:t>
+      </w:r>
+      <w:r>
+        <w:t xml:space="preserve">Companion do-files reproduce every result in the book; roughly two dozen Stata commands written and released by the authors are taught in place, most already distributed through the field’s standard archive.</w:t>
       </w:r>
     </w:p>
     <w:p>
@@ -588,13 +509,13 @@
           <w:bCs/>
           <w:b/>
         </w:rPr>
-        <w:t xml:space="preserve">Built for the constraints practitioners actually face:</w:t>
-      </w:r>
-      <w:r>
-        <w:t xml:space="preserve"> </w:t>
-      </w:r>
-      <w:r>
-        <w:t xml:space="preserve">locked-down IT, data-use agreements, small samples, and audiences who need a spreadsheet rather than a table.</w:t>
+        <w:t xml:space="preserve">Covers the first mile and the last mile.</w:t>
+      </w:r>
+      <w:r>
+        <w:t xml:space="preserve"> </w:t>
+      </w:r>
+      <w:r>
+        <w:t xml:space="preserve">Data acquisition and delivery get eight of the fifteen chapters, ground that competing texts skip entirely.</w:t>
       </w:r>
     </w:p>
     <w:p>
@@ -610,13 +531,13 @@
           <w:bCs/>
           <w:b/>
         </w:rPr>
-        <w:t xml:space="preserve">Current on two fast-moving fronts:</w:t>
-      </w:r>
-      <w:r>
-        <w:t xml:space="preserve"> </w:t>
-      </w:r>
-      <w:r>
-        <w:t xml:space="preserve">modern difference-in-differences, and a framework for using large language models without losing reproducibility or leaking confidential data.</w:t>
+        <w:t xml:space="preserve">Built for the constraints practitioners actually face:</w:t>
+      </w:r>
+      <w:r>
+        <w:t xml:space="preserve"> </w:t>
+      </w:r>
+      <w:r>
+        <w:t xml:space="preserve">locked-down IT, data-use agreements, small samples, and audiences who need a spreadsheet rather than a table.</w:t>
       </w:r>
     </w:p>
     <w:p>
@@ -632,6 +553,28 @@
           <w:bCs/>
           <w:b/>
         </w:rPr>
+        <w:t xml:space="preserve">Current on two fast-moving fronts:</w:t>
+      </w:r>
+      <w:r>
+        <w:t xml:space="preserve"> </w:t>
+      </w:r>
+      <w:r>
+        <w:t xml:space="preserve">modern difference-in-differences, and a framework for using large language models without losing reproducibility or leaking confidential data.</w:t>
+      </w:r>
+    </w:p>
+    <w:p>
+      <w:pPr>
+        <w:numPr>
+          <w:ilvl w:val="0"/>
+          <w:numId w:val="1002"/>
+        </w:numPr>
+        <w:pStyle w:val="Compact"/>
+      </w:pPr>
+      <w:r>
+        <w:rPr>
+          <w:bCs/>
+          <w:b/>
+        </w:rPr>
         <w:t xml:space="preserve">Teaches disclosure control as routine practice</w:t>
       </w:r>
       <w:r>
@@ -736,7 +679,7 @@
         <w:pStyle w:val="FirstParagraph"/>
       </w:pPr>
       <w:r>
-        <w:t xml:space="preserve">Total: fifteen chapters in five parts, plus four appendices. Approximate word counts per chapter are given in brackets and include references.</w:t>
+        <w:t xml:space="preserve">Total: fifteen chapters in five parts, plus five appendices. Approximate word counts per chapter are given in brackets and include references.</w:t>
       </w:r>
     </w:p>
     <w:bookmarkStart w:id="29" w:name="part-i-the-embedded-evaluator-workflow"/>
@@ -935,13 +878,13 @@
           <w:iCs/>
           <w:i/>
         </w:rPr>
-        <w:t xml:space="preserve">(10,400)</w:t>
-      </w:r>
-      <w:r>
-        <w:t xml:space="preserve"> </w:t>
-      </w:r>
-      <w:r>
-        <w:t xml:space="preserve">Links administrative records that share no identifier, using cleaning, blocking, and graded string-distance scoring, and treats the match rate as a quantity to be predicted and checked rather than accepted. Covers schema drift across years, declaring a panel, and reporting missing data honestly rather than dropping it silently. Includes a decision table for the question every team eventually asks: should this be in a database instead?</w:t>
+        <w:t xml:space="preserve">(12,400)</w:t>
+      </w:r>
+      <w:r>
+        <w:t xml:space="preserve"> </w:t>
+      </w:r>
+      <w:r>
+        <w:t xml:space="preserve">Links administrative records that share no identifier, using cleaning, blocking, and graded string-distance scoring, and treats the match rate as a quantity to be predicted and checked rather than accepted. Covers schema drift across years, declaring a panel, and reporting missing data honestly rather than dropping it silently. Includes a decision table for the question every team eventually asks: should this be in a database instead? Closes with a capstone section, illustrated by a full-page figure, that runs the book’s whole route on one example: three yearly wage extracts arrive as a CSV file, an Excel file, and a Stata file, and one of them silently renames a column between years. The section takes that mess to an analysis-ready panel that can answer on its own where any number came from, and it teaches the step most pipelines omit. A human reviewer reads the generated codebook, spots a wrong data vintage, and corrects the metadata rather than the data; the correction goes back in under an overwrite guard, with a row-by-row receipt. Every command and every printed output in the section comes from a companion do-file that runs with assertions at each step.</w:t>
       </w:r>
     </w:p>
     <w:bookmarkEnd w:id="30"/>
@@ -1243,7 +1186,7 @@
       </w:r>
     </w:p>
     <w:bookmarkEnd w:id="33"/>
-    <w:bookmarkStart w:id="34" w:name="appendices-5900-combined"/>
+    <w:bookmarkStart w:id="34" w:name="appendices-11500-combined"/>
     <w:p>
       <w:pPr>
         <w:pStyle w:val="Heading3"/>
@@ -1259,7 +1202,7 @@
           <w:iCs/>
           <w:i/>
         </w:rPr>
-        <w:t xml:space="preserve">(5,900 combined)</w:t>
+        <w:t xml:space="preserve">(11,500 combined)</w:t>
       </w:r>
     </w:p>
     <w:p>
@@ -1267,7 +1210,72 @@
         <w:pStyle w:val="FirstParagraph"/>
       </w:pPr>
       <w:r>
-        <w:t xml:space="preserve">A setup guide covering installation and credentials; two end-to-end worked examples on real public files, one small and messy and one large and clean; a causal-design quick reference; and a toolkit index of every package the book uses.</w:t>
+        <w:t xml:space="preserve">Five appendices, in this order.</w:t>
+      </w:r>
+      <w:r>
+        <w:t xml:space="preserve"> </w:t>
+      </w:r>
+      <w:r>
+        <w:rPr>
+          <w:bCs/>
+          <w:b/>
+        </w:rPr>
+        <w:t xml:space="preserve">A</w:t>
+      </w:r>
+      <w:r>
+        <w:t xml:space="preserve">, a setup guide covering installation and credentials.</w:t>
+      </w:r>
+      <w:r>
+        <w:t xml:space="preserve"> </w:t>
+      </w:r>
+      <w:r>
+        <w:rPr>
+          <w:bCs/>
+          <w:b/>
+        </w:rPr>
+        <w:t xml:space="preserve">B</w:t>
+      </w:r>
+      <w:r>
+        <w:t xml:space="preserve">, a causal quick-reference toolbox for the designs the book routes elsewhere.</w:t>
+      </w:r>
+      <w:r>
+        <w:t xml:space="preserve"> </w:t>
+      </w:r>
+      <w:r>
+        <w:rPr>
+          <w:bCs/>
+          <w:b/>
+        </w:rPr>
+        <w:t xml:space="preserve">C</w:t>
+      </w:r>
+      <w:r>
+        <w:t xml:space="preserve">, a toolkit index of every package the book uses.</w:t>
+      </w:r>
+      <w:r>
+        <w:t xml:space="preserve"> </w:t>
+      </w:r>
+      <w:r>
+        <w:rPr>
+          <w:bCs/>
+          <w:b/>
+        </w:rPr>
+        <w:t xml:space="preserve">D</w:t>
+      </w:r>
+      <w:r>
+        <w:t xml:space="preserve">, two hands-on worked examples on real public files, one small and messy and one large and clean.</w:t>
+      </w:r>
+      <w:r>
+        <w:t xml:space="preserve"> </w:t>
+      </w:r>
+      <w:r>
+        <w:rPr>
+          <w:bCs/>
+          <w:b/>
+        </w:rPr>
+        <w:t xml:space="preserve">E</w:t>
+      </w:r>
+      <w:r>
+        <w:t xml:space="preserve">, a reproducible capstone of thirty pages that carries one public dataset from ingest to finished deliverable, every step runnable, which is the longest sustained demonstration in the book and the one an instructor can teach a term from.</w:t>
       </w:r>
     </w:p>
     <w:bookmarkEnd w:id="34"/>
@@ -1360,10 +1368,10 @@
       </w:pPr>
       <w:r>
         <w:rPr>
-          <w:bCs/>
-          <w:b/>
-        </w:rPr>
-        <w:t xml:space="preserve">[TO COMPLETE: full CVs attached separately. Add here any blog, personal site, GitHub profile, or professional-association role, plus direct routes to market: workshop teaching, the existing user base of the authors’ software packages, and any professional networks.]</w:t>
+          <w:iCs/>
+          <w:i/>
+        </w:rPr>
+        <w:t xml:space="preserve">[Eric: attach both CVs. If either of you has a blog, a personal site, a GitHub profile with meaningful traffic, or a professional-association role, add it here; BUP asks about direct routes to market and this is where the workshop teaching and the package user base belong. The packages already have users, which is a marketing asset worth naming.]</w:t>
       </w:r>
     </w:p>
     <w:p>
@@ -1468,10 +1476,10 @@
       </w:pPr>
       <w:r>
         <w:rPr>
-          <w:bCs/>
-          <w:b/>
-        </w:rPr>
-        <w:t xml:space="preserve">[TO COMPLETE: name the workshops and courses the authors teach, giving the institution or programme, level (doctoral or professional), typical enrolment, and frequency. Add any standing course, guest lecture, or colleague whose course would adopt the book.]</w:t>
+          <w:iCs/>
+          <w:i/>
+        </w:rPr>
+        <w:t xml:space="preserve">[Eric: this is worth completing precisely, because for a Learning Resource it carries real weight. Name the workshops you and Elizabeth teach: the institution or programme, level (doctoral, professional), typical enrolment, and how often they run. If either of you has a standing course or guest lecture, say so. If you have colleagues who would adopt it, name their courses too.]</w:t>
       </w:r>
     </w:p>
     <w:p>
@@ -1479,7 +1487,7 @@
         <w:pStyle w:val="BodyText"/>
       </w:pPr>
       <w:r>
-        <w:t xml:space="preserve">The book is designed to work as a course text for an applied research methods or evaluation practicum at master’s or doctoral level, and as the spine of a professional short course. Every chapter ends with exercises, including one that asks students to run the technique on their own data.</w:t>
+        <w:t xml:space="preserve">The book is designed to work as a course text for an applied research methods or evaluation practicum at master’s or doctoral level, and as the spine of a professional short course. Every chapter ends with exercises, including one that asks students to run the technique on their own data. An instructor gets one project to teach from rather than fifteen disconnected techniques: Chapter 6 supplies a week-sized worked example that runs the book’s route end to end, and Appendix E supplies a term-sized one on a single public dataset, so a syllabus can be built around a project students carry the whole way.</w:t>
       </w:r>
     </w:p>
     <w:p>
@@ -1605,7 +1613,7 @@
               <w:jc w:val="left"/>
             </w:pPr>
             <w:r>
-              <w:t xml:space="preserve">The closest relative and an excellent book. Covers project discipline thoroughly but predates public APIs, web deliverables, disclosure control, and AI. We build on it explicitly and say so.</w:t>
+              <w:t xml:space="preserve">The closest relative and a genuinely good book. Covers project discipline inside one analyst’s session, and predates public APIs, web deliverables, disclosure control, and AI. Ours extends that route to metadata that has to survive years of merges, column names that drift between vintages, extracts that arrive with undocumented surprises, and corrections a reviewer makes to the record rather than to the data. We build on it explicitly and say so.</w:t>
             </w:r>
           </w:p>
         </w:tc>
@@ -1973,7 +1981,7 @@
           <w:bCs/>
           <w:b/>
         </w:rPr>
-        <w:t xml:space="preserve">155,000 words</w:t>
+        <w:t xml:space="preserve">158,000 words</w:t>
       </w:r>
       <w:r>
         <w:t xml:space="preserve"> </w:t>
@@ -2005,7 +2013,7 @@
           <w:bCs/>
           <w:b/>
         </w:rPr>
-        <w:t xml:space="preserve">65 figures and 32 tables</w:t>
+        <w:t xml:space="preserve">67 figures and 32 tables</w:t>
       </w:r>
       <w:r>
         <w:t xml:space="preserve">. Figures are a mix of statistical graphics generated from code and workflow diagrams drawn in TikZ. All are ours; all can be supplied as PDF, EPS, or PNG at any resolution. Figures are authored in colour using a colour-vision-deficiency-safe palette and remain legible in greyscale, so colour printing is welcome but not required.</w:t>
@@ -2037,7 +2045,7 @@
         <w:t xml:space="preserve">complete</w:t>
       </w:r>
       <w:r>
-        <w:t xml:space="preserve">. All fifteen chapters and four appendices are drafted and compile clean at 328 pages in a wide-margin layout; converting to a conventional academic format will tighten the page count. Every printed number is generated by a companion do-file we can rerun on request.</w:t>
+        <w:t xml:space="preserve">. All fifteen chapters and five appendices are drafted and compile clean at 336 pages in a wide-margin layout; converting to a conventional academic format will tighten the page count. Every printed number is generated by a companion do-file we can rerun on request.</w:t>
       </w:r>
     </w:p>
     <w:p>
@@ -2251,10 +2259,10 @@
       </w:pPr>
       <w:r>
         <w:rPr>
-          <w:bCs/>
-          <w:b/>
-        </w:rPr>
-        <w:t xml:space="preserve">[TO COMPLETE: state whether either author has time formally set aside, such as a sabbatical or research leave, for revisions.]</w:t>
+          <w:iCs/>
+          <w:i/>
+        </w:rPr>
+        <w:t xml:space="preserve">[Eric: add whether either of you has time formally set aside for revisions.]</w:t>
       </w:r>
     </w:p>
     <w:p>
@@ -2307,7 +2315,13 @@
           <w:bCs/>
           <w:b/>
         </w:rPr>
-        <w:t xml:space="preserve">[TO COMPLETE: give at least four referees with name, position, institution and email. BUP asks that the list be diverse and include Global South institutions. Use the categories below as a guide and then delete this table.]</w:t>
+        <w:t xml:space="preserve">I have deliberately left this blank rather than invent names and email addresses.</w:t>
+      </w:r>
+      <w:r>
+        <w:t xml:space="preserve"> </w:t>
+      </w:r>
+      <w:r>
+        <w:t xml:space="preserve">Fabricated reviewer details would be caught immediately, and choosing who reviews your book is your call. Here is the frame to fill:</w:t>
       </w:r>
     </w:p>
     <w:tbl>
@@ -2347,7 +2361,7 @@
               <w:jc w:val="left"/>
             </w:pPr>
             <w:r>
-              <w:t xml:space="preserve">Referee</w:t>
+              <w:t xml:space="preserve">Who to look for</w:t>
             </w:r>
           </w:p>
         </w:tc>
@@ -2359,7 +2373,7 @@
               <w:jc w:val="left"/>
             </w:pPr>
             <w:r>
-              <w:t xml:space="preserve">Affiliation and email</w:t>
+              <w:t xml:space="preserve">Why this slot</w:t>
             </w:r>
           </w:p>
         </w:tc>
@@ -2556,6 +2570,14 @@
       </w:tr>
     </w:tbl>
     <w:p>
+      <w:pPr>
+        <w:pStyle w:val="BodyText"/>
+      </w:pPr>
+      <w:r>
+        <w:t xml:space="preserve">Avoid close collaborators and co-authors; presses screen for that. For each, give name, position, institution, and email.</w:t>
+      </w:r>
+    </w:p>
+    <w:p>
       <w:r>
         <w:pict>
           <v:rect style="width:0;height:1.5pt" o:hralign="center" o:hrstd="t" o:hr="t"/>
@@ -2909,7 +2931,76 @@
         <w:t xml:space="preserve"> </w:t>
       </w:r>
       <w:r>
-        <w:t xml:space="preserve">written and released by the authors, taught in place in the book. Several are already distributed through the Statistical Software Components archive, the field’s standard channel, and we expect the rest to be there before publication. These install in one line and are free.</w:t>
+        <w:t xml:space="preserve">written and released by the authors, taught in place in the book. Several are already distributed through the Statistical Software Components archive, the field’s standard channel, and we expect the rest to be there before publication. These install in one line and are free. Five of them implement the workflow route the book teaches:</w:t>
+      </w:r>
+      <w:r>
+        <w:t xml:space="preserve"> </w:t>
+      </w:r>
+      <w:r>
+        <w:rPr>
+          <w:rStyle w:val="VerbatimChar"/>
+        </w:rPr>
+        <w:t xml:space="preserve">projectbuilder</w:t>
+      </w:r>
+      <w:r>
+        <w:t xml:space="preserve">,</w:t>
+      </w:r>
+      <w:r>
+        <w:t xml:space="preserve"> </w:t>
+      </w:r>
+      <w:r>
+        <w:rPr>
+          <w:rStyle w:val="VerbatimChar"/>
+        </w:rPr>
+        <w:t xml:space="preserve">combineall</w:t>
+      </w:r>
+      <w:r>
+        <w:t xml:space="preserve">,</w:t>
+      </w:r>
+      <w:r>
+        <w:t xml:space="preserve"> </w:t>
+      </w:r>
+      <w:r>
+        <w:rPr>
+          <w:rStyle w:val="VerbatimChar"/>
+        </w:rPr>
+        <w:t xml:space="preserve">srctag</w:t>
+      </w:r>
+      <w:r>
+        <w:t xml:space="preserve">/</w:t>
+      </w:r>
+      <w:r>
+        <w:rPr>
+          <w:rStyle w:val="VerbatimChar"/>
+        </w:rPr>
+        <w:t xml:space="preserve">srcfind</w:t>
+      </w:r>
+      <w:r>
+        <w:t xml:space="preserve">,</w:t>
+      </w:r>
+      <w:r>
+        <w:t xml:space="preserve"> </w:t>
+      </w:r>
+      <w:r>
+        <w:rPr>
+          <w:rStyle w:val="VerbatimChar"/>
+        </w:rPr>
+        <w:t xml:space="preserve">datadictionary</w:t>
+      </w:r>
+      <w:r>
+        <w:t xml:space="preserve">, and</w:t>
+      </w:r>
+      <w:r>
+        <w:t xml:space="preserve"> </w:t>
+      </w:r>
+      <w:r>
+        <w:rPr>
+          <w:rStyle w:val="VerbatimChar"/>
+        </w:rPr>
+        <w:t xml:space="preserve">convertanything</w:t>
+      </w:r>
+      <w:r>
+        <w:t xml:space="preserve">. The first two are on the archive now; the others are submitted this month.</w:t>
       </w:r>
     </w:p>
     <w:p>
@@ -2983,6 +3074,7 @@
       </w:r>
     </w:p>
     <w:bookmarkEnd w:id="50"/>
+    <w:bookmarkEnd w:id="51"/>
     <w:sectPr/>
   </w:body>
 </w:document>
@@ -3675,7 +3767,7 @@
       <w:color w:themeColor="accent1" w:themeShade="BF" w:val="365F91"/>
     </w:rPr>
   </w:style>
-  <w:style w:type="paragraph" w:customStyle="1" w:styleId="SourceCode">
+  <w:style w:customStyle="1" w:styleId="SourceCode" w:type="paragraph">
     <w:name w:val="Source Code"/>
     <w:basedOn w:val="Normal"/>
     <w:link w:val="VerbatimChar"/>
@@ -3683,7 +3775,7 @@
       <w:wordWrap w:val="off"/>
     </w:pPr>
   </w:style>
-  <w:style w:type="character" w:customStyle="1" w:styleId="KeywordTok">
+  <w:style w:customStyle="1" w:styleId="KeywordTok" w:type="character">
     <w:name w:val="KeywordTok"/>
     <w:basedOn w:val="VerbatimChar"/>
     <w:rPr>
@@ -3691,77 +3783,77 @@
       <w:b/>
     </w:rPr>
   </w:style>
-  <w:style w:type="character" w:customStyle="1" w:styleId="DataTypeTok">
+  <w:style w:customStyle="1" w:styleId="DataTypeTok" w:type="character">
     <w:name w:val="DataTypeTok"/>
     <w:basedOn w:val="VerbatimChar"/>
     <w:rPr>
       <w:color w:val="902000"/>
     </w:rPr>
   </w:style>
-  <w:style w:type="character" w:customStyle="1" w:styleId="DecValTok">
+  <w:style w:customStyle="1" w:styleId="DecValTok" w:type="character">
     <w:name w:val="DecValTok"/>
     <w:basedOn w:val="VerbatimChar"/>
     <w:rPr>
       <w:color w:val="40a070"/>
     </w:rPr>
   </w:style>
-  <w:style w:type="character" w:customStyle="1" w:styleId="BaseNTok">
+  <w:style w:customStyle="1" w:styleId="BaseNTok" w:type="character">
     <w:name w:val="BaseNTok"/>
     <w:basedOn w:val="VerbatimChar"/>
     <w:rPr>
       <w:color w:val="40a070"/>
     </w:rPr>
   </w:style>
-  <w:style w:type="character" w:customStyle="1" w:styleId="FloatTok">
+  <w:style w:customStyle="1" w:styleId="FloatTok" w:type="character">
     <w:name w:val="FloatTok"/>
     <w:basedOn w:val="VerbatimChar"/>
     <w:rPr>
       <w:color w:val="40a070"/>
     </w:rPr>
   </w:style>
-  <w:style w:type="character" w:customStyle="1" w:styleId="ConstantTok">
+  <w:style w:customStyle="1" w:styleId="ConstantTok" w:type="character">
     <w:name w:val="ConstantTok"/>
     <w:basedOn w:val="VerbatimChar"/>
     <w:rPr>
       <w:color w:val="880000"/>
     </w:rPr>
   </w:style>
-  <w:style w:type="character" w:customStyle="1" w:styleId="CharTok">
+  <w:style w:customStyle="1" w:styleId="CharTok" w:type="character">
     <w:name w:val="CharTok"/>
     <w:basedOn w:val="VerbatimChar"/>
     <w:rPr>
       <w:color w:val="4070a0"/>
     </w:rPr>
   </w:style>
-  <w:style w:type="character" w:customStyle="1" w:styleId="SpecialCharTok">
+  <w:style w:customStyle="1" w:styleId="SpecialCharTok" w:type="character">
     <w:name w:val="SpecialCharTok"/>
     <w:basedOn w:val="VerbatimChar"/>
     <w:rPr>
       <w:color w:val="4070a0"/>
     </w:rPr>
   </w:style>
-  <w:style w:type="character" w:customStyle="1" w:styleId="StringTok">
+  <w:style w:customStyle="1" w:styleId="StringTok" w:type="character">
     <w:name w:val="StringTok"/>
     <w:basedOn w:val="VerbatimChar"/>
     <w:rPr>
       <w:color w:val="4070a0"/>
     </w:rPr>
   </w:style>
-  <w:style w:type="character" w:customStyle="1" w:styleId="VerbatimStringTok">
+  <w:style w:customStyle="1" w:styleId="VerbatimStringTok" w:type="character">
     <w:name w:val="VerbatimStringTok"/>
     <w:basedOn w:val="VerbatimChar"/>
     <w:rPr>
       <w:color w:val="4070a0"/>
     </w:rPr>
   </w:style>
-  <w:style w:type="character" w:customStyle="1" w:styleId="SpecialStringTok">
+  <w:style w:customStyle="1" w:styleId="SpecialStringTok" w:type="character">
     <w:name w:val="SpecialStringTok"/>
     <w:basedOn w:val="VerbatimChar"/>
     <w:rPr>
       <w:color w:val="bb6688"/>
     </w:rPr>
   </w:style>
-  <w:style w:type="character" w:customStyle="1" w:styleId="ImportTok">
+  <w:style w:customStyle="1" w:styleId="ImportTok" w:type="character">
     <w:name w:val="ImportTok"/>
     <w:basedOn w:val="VerbatimChar"/>
     <w:rPr>
@@ -3769,7 +3861,7 @@
       <w:b/>
     </w:rPr>
   </w:style>
-  <w:style w:type="character" w:customStyle="1" w:styleId="CommentTok">
+  <w:style w:customStyle="1" w:styleId="CommentTok" w:type="character">
     <w:name w:val="CommentTok"/>
     <w:basedOn w:val="VerbatimChar"/>
     <w:rPr>
@@ -3777,7 +3869,7 @@
       <w:i/>
     </w:rPr>
   </w:style>
-  <w:style w:type="character" w:customStyle="1" w:styleId="DocumentationTok">
+  <w:style w:customStyle="1" w:styleId="DocumentationTok" w:type="character">
     <w:name w:val="DocumentationTok"/>
     <w:basedOn w:val="VerbatimChar"/>
     <w:rPr>
@@ -3785,7 +3877,7 @@
       <w:i/>
     </w:rPr>
   </w:style>
-  <w:style w:type="character" w:customStyle="1" w:styleId="AnnotationTok">
+  <w:style w:customStyle="1" w:styleId="AnnotationTok" w:type="character">
     <w:name w:val="AnnotationTok"/>
     <w:basedOn w:val="VerbatimChar"/>
     <w:rPr>
@@ -3794,7 +3886,7 @@
       <w:i/>
     </w:rPr>
   </w:style>
-  <w:style w:type="character" w:customStyle="1" w:styleId="CommentVarTok">
+  <w:style w:customStyle="1" w:styleId="CommentVarTok" w:type="character">
     <w:name w:val="CommentVarTok"/>
     <w:basedOn w:val="VerbatimChar"/>
     <w:rPr>
@@ -3803,28 +3895,28 @@
       <w:i/>
     </w:rPr>
   </w:style>
-  <w:style w:type="character" w:customStyle="1" w:styleId="OtherTok">
+  <w:style w:customStyle="1" w:styleId="OtherTok" w:type="character">
     <w:name w:val="OtherTok"/>
     <w:basedOn w:val="VerbatimChar"/>
     <w:rPr>
       <w:color w:val="007020"/>
     </w:rPr>
   </w:style>
-  <w:style w:type="character" w:customStyle="1" w:styleId="FunctionTok">
+  <w:style w:customStyle="1" w:styleId="FunctionTok" w:type="character">
     <w:name w:val="FunctionTok"/>
     <w:basedOn w:val="VerbatimChar"/>
     <w:rPr>
       <w:color w:val="06287e"/>
     </w:rPr>
   </w:style>
-  <w:style w:type="character" w:customStyle="1" w:styleId="VariableTok">
+  <w:style w:customStyle="1" w:styleId="VariableTok" w:type="character">
     <w:name w:val="VariableTok"/>
     <w:basedOn w:val="VerbatimChar"/>
     <w:rPr>
       <w:color w:val="19177c"/>
     </w:rPr>
   </w:style>
-  <w:style w:type="character" w:customStyle="1" w:styleId="ControlFlowTok">
+  <w:style w:customStyle="1" w:styleId="ControlFlowTok" w:type="character">
     <w:name w:val="ControlFlowTok"/>
     <w:basedOn w:val="VerbatimChar"/>
     <w:rPr>
@@ -3832,45 +3924,45 @@
       <w:b/>
     </w:rPr>
   </w:style>
-  <w:style w:type="character" w:customStyle="1" w:styleId="OperatorTok">
+  <w:style w:customStyle="1" w:styleId="OperatorTok" w:type="character">
     <w:name w:val="OperatorTok"/>
     <w:basedOn w:val="VerbatimChar"/>
     <w:rPr>
       <w:color w:val="666666"/>
     </w:rPr>
   </w:style>
-  <w:style w:type="character" w:customStyle="1" w:styleId="BuiltInTok">
+  <w:style w:customStyle="1" w:styleId="BuiltInTok" w:type="character">
     <w:name w:val="BuiltInTok"/>
     <w:basedOn w:val="VerbatimChar"/>
     <w:rPr>
       <w:color w:val="008000"/>
     </w:rPr>
   </w:style>
-  <w:style w:type="character" w:customStyle="1" w:styleId="ExtensionTok">
+  <w:style w:customStyle="1" w:styleId="ExtensionTok" w:type="character">
     <w:name w:val="ExtensionTok"/>
     <w:basedOn w:val="VerbatimChar"/>
     <w:rPr/>
   </w:style>
-  <w:style w:type="character" w:customStyle="1" w:styleId="PreprocessorTok">
+  <w:style w:customStyle="1" w:styleId="PreprocessorTok" w:type="character">
     <w:name w:val="PreprocessorTok"/>
     <w:basedOn w:val="VerbatimChar"/>
     <w:rPr>
       <w:color w:val="bc7a00"/>
     </w:rPr>
   </w:style>
-  <w:style w:type="character" w:customStyle="1" w:styleId="AttributeTok">
+  <w:style w:customStyle="1" w:styleId="AttributeTok" w:type="character">
     <w:name w:val="AttributeTok"/>
     <w:basedOn w:val="VerbatimChar"/>
     <w:rPr>
       <w:color w:val="7d9029"/>
     </w:rPr>
   </w:style>
-  <w:style w:type="character" w:customStyle="1" w:styleId="RegionMarkerTok">
+  <w:style w:customStyle="1" w:styleId="RegionMarkerTok" w:type="character">
     <w:name w:val="RegionMarkerTok"/>
     <w:basedOn w:val="VerbatimChar"/>
     <w:rPr/>
   </w:style>
-  <w:style w:type="character" w:customStyle="1" w:styleId="InformationTok">
+  <w:style w:customStyle="1" w:styleId="InformationTok" w:type="character">
     <w:name w:val="InformationTok"/>
     <w:basedOn w:val="VerbatimChar"/>
     <w:rPr>
@@ -3879,7 +3971,7 @@
       <w:i/>
     </w:rPr>
   </w:style>
-  <w:style w:type="character" w:customStyle="1" w:styleId="WarningTok">
+  <w:style w:customStyle="1" w:styleId="WarningTok" w:type="character">
     <w:name w:val="WarningTok"/>
     <w:basedOn w:val="VerbatimChar"/>
     <w:rPr>
@@ -3888,7 +3980,7 @@
       <w:i/>
     </w:rPr>
   </w:style>
-  <w:style w:type="character" w:customStyle="1" w:styleId="AlertTok">
+  <w:style w:customStyle="1" w:styleId="AlertTok" w:type="character">
     <w:name w:val="AlertTok"/>
     <w:basedOn w:val="VerbatimChar"/>
     <w:rPr>
@@ -3896,7 +3988,7 @@
       <w:b/>
     </w:rPr>
   </w:style>
-  <w:style w:type="character" w:customStyle="1" w:styleId="ErrorTok">
+  <w:style w:customStyle="1" w:styleId="ErrorTok" w:type="character">
     <w:name w:val="ErrorTok"/>
     <w:basedOn w:val="VerbatimChar"/>
     <w:rPr>
@@ -3904,7 +3996,7 @@
       <w:b/>
     </w:rPr>
   </w:style>
-  <w:style w:type="character" w:customStyle="1" w:styleId="NormalTok">
+  <w:style w:customStyle="1" w:styleId="NormalTok" w:type="character">
     <w:name w:val="NormalTok"/>
     <w:basedOn w:val="VerbatimChar"/>
     <w:rPr/>
